--- a/题目/B题：策略类游戏的用户留存与付费策略优化.docx
+++ b/题目/B题：策略类游戏的用户留存与付费策略优化.docx
@@ -36,6 +36,17 @@
           <w:szCs w:val="32"/>
           <w:lang w:val="en-US" w:eastAsia="zh-CN"/>
         </w:rPr>
+        <w:t xml:space="preserve"> </w:t>
+      </w:r>
+      <w:bookmarkStart w:id="0" w:name="_GoBack"/>
+      <w:bookmarkEnd w:id="0"/>
+      <w:r>
+        <w:rPr>
+          <w:rFonts w:hint="eastAsia"/>
+          <w:sz w:val="32"/>
+          <w:szCs w:val="32"/>
+          <w:lang w:val="en-US" w:eastAsia="zh-CN"/>
+        </w:rPr>
         <w:t>第26届电子科技大学数学建模竞赛</w:t>
       </w:r>
     </w:p>
@@ -2741,16 +2752,7 @@
           <w:rFonts w:hint="eastAsia"/>
           <w:lang w:val="en-US" w:eastAsia="zh-CN"/>
         </w:rPr>
-        <w:t>附件下载地址：https://pan.baidu.com/s/1NpFt</w:t>
-      </w:r>
-      <w:bookmarkStart w:id="0" w:name="_GoBack"/>
-      <w:bookmarkEnd w:id="0"/>
-      <w:r>
-        <w:rPr>
-          <w:rFonts w:hint="eastAsia"/>
-          <w:lang w:val="en-US" w:eastAsia="zh-CN"/>
-        </w:rPr>
-        <w:t>8sHWP1xBMOetADQMmA?pwd=xiqb</w:t>
+        <w:t>附件下载地址：https://pan.baidu.com/s/1NpFt8sHWP1xBMOetADQMmA?pwd=xiqb</w:t>
       </w:r>
     </w:p>
     <w:sectPr>

--- a/题目/B题：策略类游戏的用户留存与付费策略优化.docx
+++ b/题目/B题：策略类游戏的用户留存与付费策略优化.docx
@@ -36,18 +36,7 @@
           <w:szCs w:val="32"/>
           <w:lang w:val="en-US" w:eastAsia="zh-CN"/>
         </w:rPr>
-        <w:t xml:space="preserve"> </w:t>
-      </w:r>
-      <w:bookmarkStart w:id="0" w:name="_GoBack"/>
-      <w:bookmarkEnd w:id="0"/>
-      <w:r>
-        <w:rPr>
-          <w:rFonts w:hint="eastAsia"/>
-          <w:sz w:val="32"/>
-          <w:szCs w:val="32"/>
-          <w:lang w:val="en-US" w:eastAsia="zh-CN"/>
-        </w:rPr>
-        <w:t>第26届电子科技大学数学建模竞赛</w:t>
+        <w:t xml:space="preserve"> 第26届电子科技大学数学建模竞赛</w:t>
       </w:r>
     </w:p>
     <w:p>
@@ -1595,7 +1584,36 @@
           <w:szCs w:val="24"/>
           <w:u w:val="none"/>
         </w:rPr>
-        <w:t>(1) 分析玩家每日资源消耗量与玩家等级提升速度的量化关系。是否存在某个等级阶段，免费资源产出出现“卡点”，导致升级速度显著放缓？</w:t>
+        <w:t>(1) 分析玩家</w:t>
+      </w:r>
+      <w:r>
+        <w:rPr>
+          <w:rFonts w:hint="eastAsia" w:ascii="宋体" w:hAnsi="宋体" w:cs="宋体"/>
+          <w:b w:val="0"/>
+          <w:i w:val="0"/>
+          <w:strike w:val="0"/>
+          <w:color w:val="auto"/>
+          <w:kern w:val="2"/>
+          <w:sz w:val="24"/>
+          <w:szCs w:val="24"/>
+          <w:u w:val="none"/>
+          <w:lang w:val="en-US" w:eastAsia="zh-CN"/>
+        </w:rPr>
+        <w:t>d</w:t>
+      </w:r>
+      <w:r>
+        <w:rPr>
+          <w:rFonts w:hint="eastAsia" w:ascii="宋体" w:hAnsi="宋体" w:eastAsia="宋体" w:cs="宋体"/>
+          <w:b w:val="0"/>
+          <w:i w:val="0"/>
+          <w:strike w:val="0"/>
+          <w:color w:val="auto"/>
+          <w:kern w:val="2"/>
+          <w:sz w:val="24"/>
+          <w:szCs w:val="24"/>
+          <w:u w:val="none"/>
+        </w:rPr>
+        <w:t>的量化关系。是否存在某个等级阶段，免费资源产出出现“卡点”，导致升级速度显著放缓？</w:t>
       </w:r>
       <w:r>
         <w:rPr>
@@ -2008,6 +2026,8 @@
         </w:rPr>
         <w:t>基于前两问的数据规律，你需要为新服运营制定一套为期30天的动态付费策略，决策内容包括：何时推送礼包、礼包定价多少、包含什么资源。</w:t>
       </w:r>
+      <w:bookmarkStart w:id="0" w:name="_GoBack"/>
+      <w:bookmarkEnd w:id="0"/>
     </w:p>
     <w:p>
       <w:pPr>
